--- a/public/exports/workflows/client-onboarding/workflow.docx
+++ b/public/exports/workflows/client-onboarding/workflow.docx
@@ -14,7 +14,7 @@
     </w:p>
     <w:p>
       <w:pPr>
-        <w:spacing w:after="160"/>
+        <w:spacing w:after="180"/>
         <w:jc w:val="both"/>
       </w:pPr>
       <w:r>
@@ -33,7 +33,7 @@
     </w:p>
     <w:p>
       <w:pPr>
-        <w:spacing w:after="160"/>
+        <w:spacing w:after="180"/>
         <w:jc w:val="both"/>
       </w:pPr>
       <w:r>
@@ -53,7 +53,8 @@
     <w:p>
       <w:pPr>
         <w:pStyle w:val="Heading2"/>
-        <w:spacing w:after="160" w:before="280"/>
+        <w:keepNext/>
+        <w:spacing w:after="180" w:before="360"/>
       </w:pPr>
       <w:r>
         <w:t xml:space="preserve">Хто веде процес</w:t>
@@ -74,17 +75,84 @@
     </w:p>
     <w:p>
       <w:pPr>
-        <w:spacing w:after="160"/>
-        <w:jc w:val="both"/>
-      </w:pPr>
-      <w:r>
-        <w:t xml:space="preserve">з боку нашої команди, від першого дзвінка до підписання. - Head of Delivery — підтверджує feasibility і staffing, готує технічний SoW. - Legal — координує підписання NDA і MSA, розв'язує юрисдикційні питання. - PM — отримує проект після kick-off, стає щоденною точкою контакту.</w:t>
+        <w:spacing w:after="180"/>
+        <w:jc w:val="both"/>
+      </w:pPr>
+      <w:r>
+        <w:t xml:space="preserve">з боку нашої команди, від першого дзвінка до підписання.</w:t>
+      </w:r>
+    </w:p>
+    <w:p>
+      <w:pPr>
+        <w:pStyle w:val="ListParagraph"/>
+        <w:numPr>
+          <w:ilvl w:val="0"/>
+          <w:numId w:val="1"/>
+        </w:numPr>
+        <w:spacing w:after="60"/>
+      </w:pPr>
+      <w:r>
+        <w:t xml:space="preserve">Head of Delivery — підтверджує</w:t>
+      </w:r>
+    </w:p>
+    <w:p>
+      <w:pPr>
+        <w:spacing w:after="180"/>
+        <w:jc w:val="both"/>
+      </w:pPr>
+      <w:r>
+        <w:t xml:space="preserve">feasibility і staffing, готує технічний SoW.</w:t>
+      </w:r>
+    </w:p>
+    <w:p>
+      <w:pPr>
+        <w:pStyle w:val="ListParagraph"/>
+        <w:numPr>
+          <w:ilvl w:val="0"/>
+          <w:numId w:val="1"/>
+        </w:numPr>
+        <w:spacing w:after="60"/>
+      </w:pPr>
+      <w:r>
+        <w:t xml:space="preserve">Legal — координує підписання NDA і MSA,</w:t>
+      </w:r>
+    </w:p>
+    <w:p>
+      <w:pPr>
+        <w:spacing w:after="180"/>
+        <w:jc w:val="both"/>
+      </w:pPr>
+      <w:r>
+        <w:t xml:space="preserve">розв'язує юрисдикційні питання.</w:t>
+      </w:r>
+    </w:p>
+    <w:p>
+      <w:pPr>
+        <w:pStyle w:val="ListParagraph"/>
+        <w:numPr>
+          <w:ilvl w:val="0"/>
+          <w:numId w:val="1"/>
+        </w:numPr>
+        <w:spacing w:after="60"/>
+      </w:pPr>
+      <w:r>
+        <w:t xml:space="preserve">PM — отримує проект після kick-off, стає щоденною</w:t>
+      </w:r>
+    </w:p>
+    <w:p>
+      <w:pPr>
+        <w:spacing w:after="180"/>
+        <w:jc w:val="both"/>
+      </w:pPr>
+      <w:r>
+        <w:t xml:space="preserve">точкою контакту.</w:t>
       </w:r>
     </w:p>
     <w:p>
       <w:pPr>
         <w:pStyle w:val="Heading2"/>
-        <w:spacing w:after="160" w:before="280"/>
+        <w:keepNext/>
+        <w:spacing w:after="180" w:before="360"/>
       </w:pPr>
       <w:r>
         <w:t xml:space="preserve">Документи, що використовуються</w:t>
@@ -92,7 +160,7 @@
     </w:p>
     <w:p>
       <w:pPr>
-        <w:spacing w:after="160"/>
+        <w:spacing w:after="180"/>
         <w:jc w:val="both"/>
       </w:pPr>
       <w:r>
@@ -131,12 +199,22 @@
     </w:p>
     <w:p>
       <w:pPr>
-        <w:spacing w:after="160"/>
-        <w:jc w:val="both"/>
-      </w:pPr>
-      <w:r>
-        <w:t xml:space="preserve">хоче поділитися sensitive інформацією. 2. </w:t>
-      </w:r>
+        <w:spacing w:after="180"/>
+        <w:jc w:val="both"/>
+      </w:pPr>
+      <w:r>
+        <w:t xml:space="preserve">хоче поділитися sensitive інформацією.</w:t>
+      </w:r>
+    </w:p>
+    <w:p>
+      <w:pPr>
+        <w:pStyle w:val="ListParagraph"/>
+        <w:numPr>
+          <w:ilvl w:val="0"/>
+          <w:numId w:val="2"/>
+        </w:numPr>
+        <w:spacing w:after="60"/>
+      </w:pPr>
       <w:r>
         <w:rPr>
           <w:b/>
@@ -145,8 +223,27 @@
         <w:t xml:space="preserve">MSA</w:t>
       </w:r>
       <w:r>
-        <w:t xml:space="preserve"> — основний комерційний договір. Композований з чотирьох пунктів: Payment Dispute (client-facing), Late Payments Interest, Client IP Assignment, Dispute Resolution UK. 3. </w:t>
-      </w:r>
+        <w:t xml:space="preserve"> — основний</w:t>
+      </w:r>
+    </w:p>
+    <w:p>
+      <w:pPr>
+        <w:spacing w:after="180"/>
+        <w:jc w:val="both"/>
+      </w:pPr>
+      <w:r>
+        <w:t xml:space="preserve">комерційний договір. Композований з чотирьох пунктів: Payment Dispute (client-facing), Late Payments Interest, Client IP Assignment, Dispute Resolution UK.</w:t>
+      </w:r>
+    </w:p>
+    <w:p>
+      <w:pPr>
+        <w:pStyle w:val="ListParagraph"/>
+        <w:numPr>
+          <w:ilvl w:val="0"/>
+          <w:numId w:val="2"/>
+        </w:numPr>
+        <w:spacing w:after="60"/>
+      </w:pPr>
       <w:r>
         <w:rPr>
           <w:b/>
@@ -155,13 +252,23 @@
         <w:t xml:space="preserve">SLA</w:t>
       </w:r>
       <w:r>
-        <w:t xml:space="preserve"> — додаток до MSA, визначає операційні параметри проекту.</w:t>
+        <w:t xml:space="preserve"> — додаток до MSA, визначає</w:t>
+      </w:r>
+    </w:p>
+    <w:p>
+      <w:pPr>
+        <w:spacing w:after="180"/>
+        <w:jc w:val="both"/>
+      </w:pPr>
+      <w:r>
+        <w:t xml:space="preserve">операційні параметри проекту.</w:t>
       </w:r>
     </w:p>
     <w:p>
       <w:pPr>
         <w:pStyle w:val="Heading2"/>
-        <w:spacing w:after="160" w:before="280"/>
+        <w:keepNext/>
+        <w:spacing w:after="180" w:before="360"/>
       </w:pPr>
       <w:r>
         <w:t xml:space="preserve">Де це стикається з іншими workflow</w:t>
@@ -169,7 +276,7 @@
     </w:p>
     <w:p>
       <w:pPr>
-        <w:spacing w:after="160"/>
+        <w:spacing w:after="180"/>
         <w:jc w:val="both"/>
       </w:pPr>
       <w:r>
@@ -201,16 +308,60 @@
     </w:p>
     <w:p>
       <w:pPr>
-        <w:spacing w:after="160"/>
-        <w:jc w:val="both"/>
-      </w:pPr>
-      <w:r>
-        <w:t xml:space="preserve">dev онбординг - Якщо потрібен PM → запускаємо PM онбординг - Якщо потрібен маркетолог → запускаємо marketing онбординг</w:t>
-      </w:r>
-    </w:p>
-    <w:p>
-      <w:pPr>
-        <w:spacing w:after="160"/>
+        <w:spacing w:after="180"/>
+        <w:jc w:val="both"/>
+      </w:pPr>
+      <w:r>
+        <w:t xml:space="preserve">dev онбординг</w:t>
+      </w:r>
+    </w:p>
+    <w:p>
+      <w:pPr>
+        <w:pStyle w:val="ListParagraph"/>
+        <w:numPr>
+          <w:ilvl w:val="0"/>
+          <w:numId w:val="1"/>
+        </w:numPr>
+        <w:spacing w:after="60"/>
+      </w:pPr>
+      <w:r>
+        <w:t xml:space="preserve">Якщо потрібен PM → запускаємо</w:t>
+      </w:r>
+    </w:p>
+    <w:p>
+      <w:pPr>
+        <w:spacing w:after="180"/>
+        <w:jc w:val="both"/>
+      </w:pPr>
+      <w:r>
+        <w:t xml:space="preserve">PM онбординг</w:t>
+      </w:r>
+    </w:p>
+    <w:p>
+      <w:pPr>
+        <w:pStyle w:val="ListParagraph"/>
+        <w:numPr>
+          <w:ilvl w:val="0"/>
+          <w:numId w:val="1"/>
+        </w:numPr>
+        <w:spacing w:after="60"/>
+      </w:pPr>
+      <w:r>
+        <w:t xml:space="preserve">Якщо потрібен маркетолог → запускаємо</w:t>
+      </w:r>
+    </w:p>
+    <w:p>
+      <w:pPr>
+        <w:spacing w:after="180"/>
+        <w:jc w:val="both"/>
+      </w:pPr>
+      <w:r>
+        <w:t xml:space="preserve">marketing онбординг</w:t>
+      </w:r>
+    </w:p>
+    <w:p>
+      <w:pPr>
+        <w:spacing w:after="180"/>
         <w:jc w:val="both"/>
       </w:pPr>
       <w:r>
@@ -220,7 +371,8 @@
     <w:p>
       <w:pPr>
         <w:pStyle w:val="Heading2"/>
-        <w:spacing w:after="160" w:before="280"/>
+        <w:keepNext/>
+        <w:spacing w:after="180" w:before="360"/>
       </w:pPr>
       <w:r>
         <w:t xml:space="preserve">Що зазвичай йде не так</w:t>
@@ -248,7 +400,7 @@
     </w:p>
     <w:p>
       <w:pPr>
-        <w:spacing w:after="160"/>
+        <w:spacing w:after="180"/>
         <w:jc w:val="both"/>
       </w:pPr>
       <w:r>
@@ -262,8 +414,18 @@
         <w:t xml:space="preserve">перед</w:t>
       </w:r>
       <w:r>
-        <w:t xml:space="preserve"> discovery, не "після, паралельно". - </w:t>
-      </w:r>
+        <w:t xml:space="preserve"> discovery, не "після, паралельно".</w:t>
+      </w:r>
+    </w:p>
+    <w:p>
+      <w:pPr>
+        <w:pStyle w:val="ListParagraph"/>
+        <w:numPr>
+          <w:ilvl w:val="0"/>
+          <w:numId w:val="1"/>
+        </w:numPr>
+        <w:spacing w:after="60"/>
+      </w:pPr>
       <w:r>
         <w:rPr>
           <w:b/>
@@ -272,8 +434,27 @@
         <w:t xml:space="preserve">SoW без technical review.</w:t>
       </w:r>
       <w:r>
-        <w:t xml:space="preserve"> AM інколи fiksує scope з клієнтом без узгодження з Head of Delivery — потім delivery не може це виконати. Процес вимагає explicit approval від Head of Delivery перед надсиланням SoW клієнту. - </w:t>
-      </w:r>
+        <w:t xml:space="preserve"> AM інколи fiksує scope з клієнтом</w:t>
+      </w:r>
+    </w:p>
+    <w:p>
+      <w:pPr>
+        <w:spacing w:after="180"/>
+        <w:jc w:val="both"/>
+      </w:pPr>
+      <w:r>
+        <w:t xml:space="preserve">без узгодження з Head of Delivery — потім delivery не може це виконати. Процес вимагає explicit approval від Head of Delivery перед надсиланням SoW клієнту.</w:t>
+      </w:r>
+    </w:p>
+    <w:p>
+      <w:pPr>
+        <w:pStyle w:val="ListParagraph"/>
+        <w:numPr>
+          <w:ilvl w:val="0"/>
+          <w:numId w:val="1"/>
+        </w:numPr>
+        <w:spacing w:after="60"/>
+      </w:pPr>
       <w:r>
         <w:rPr>
           <w:b/>
@@ -282,7 +463,16 @@
         <w:t xml:space="preserve">Late payments плутанина.</w:t>
       </w:r>
       <w:r>
-        <w:t xml:space="preserve"> Клієнти часто не читають пункт Late Payments Interest і обурюються, коли отримують interest invoice за перше серйозне прострочення. Наша рекомендація: AM </w:t>
+        <w:t xml:space="preserve"> Клієнти часто не читають пункт</w:t>
+      </w:r>
+    </w:p>
+    <w:p>
+      <w:pPr>
+        <w:spacing w:after="180"/>
+        <w:jc w:val="both"/>
+      </w:pPr>
+      <w:r>
+        <w:t xml:space="preserve">Late Payments Interest і обурюються, коли отримують interest invoice за перше серйозне прострочення. Наша рекомендація: AM </w:t>
       </w:r>
       <w:r>
         <w:rPr>
@@ -292,8 +482,18 @@
         <w:t xml:space="preserve">явно</w:t>
       </w:r>
       <w:r>
-        <w:t xml:space="preserve"> згадує 0.5%/день у email при надсиланні першого invoice, щоб не було сюрпризів. - </w:t>
-      </w:r>
+        <w:t xml:space="preserve"> згадує 0.5%/день у email при надсиланні першого invoice, щоб не було сюрпризів.</w:t>
+      </w:r>
+    </w:p>
+    <w:p>
+      <w:pPr>
+        <w:pStyle w:val="ListParagraph"/>
+        <w:numPr>
+          <w:ilvl w:val="0"/>
+          <w:numId w:val="1"/>
+        </w:numPr>
+        <w:spacing w:after="60"/>
+      </w:pPr>
       <w:r>
         <w:rPr>
           <w:b/>
@@ -302,7 +502,16 @@
         <w:t xml:space="preserve">Hand-off від AM до PM.</w:t>
       </w:r>
       <w:r>
-        <w:t xml:space="preserve"> У кінці kick-off AM передає щоденне управління PM-у, і тут часто губиться контекст: що домовлено, які специфічні вимоги, що за "червоні прапорці" обговорювалися на sales-етапі. Вимагайте </w:t>
+        <w:t xml:space="preserve"> У кінці kick-off AM передає</w:t>
+      </w:r>
+    </w:p>
+    <w:p>
+      <w:pPr>
+        <w:spacing w:after="180"/>
+        <w:jc w:val="both"/>
+      </w:pPr>
+      <w:r>
+        <w:t xml:space="preserve">щоденне управління PM-у, і тут часто губиться контекст: що домовлено, які специфічні вимоги, що за "червоні прапорці" обговорювалися на sales-етапі. Вимагайте </w:t>
       </w:r>
       <w:r>
         <w:rPr>
@@ -318,7 +527,8 @@
     <w:p>
       <w:pPr>
         <w:pStyle w:val="Heading2"/>
-        <w:spacing w:after="160" w:before="280"/>
+        <w:keepNext/>
+        <w:spacing w:after="180" w:before="360"/>
       </w:pPr>
       <w:r>
         <w:t xml:space="preserve">Пов'язані процеси</w:t>
@@ -339,11 +549,68 @@
     </w:p>
     <w:p>
       <w:pPr>
-        <w:spacing w:after="160"/>
-        <w:jc w:val="both"/>
-      </w:pPr>
-      <w:r>
-        <w:t xml:space="preserve">запускається паралельно, коли потрібне staffing - Renewal workflow — як продовжувати договір з існуючим клієнтом (ще не описано) - Escalation workflow — як розв'язувати серйозні конфлікти з клієнтами (ще не описано) - Offboarding client — коли проект завершується (ще не описано)</w:t>
+        <w:spacing w:after="180"/>
+        <w:jc w:val="both"/>
+      </w:pPr>
+      <w:r>
+        <w:t xml:space="preserve">запускається паралельно, коли потрібне staffing</w:t>
+      </w:r>
+    </w:p>
+    <w:p>
+      <w:pPr>
+        <w:pStyle w:val="ListParagraph"/>
+        <w:numPr>
+          <w:ilvl w:val="0"/>
+          <w:numId w:val="1"/>
+        </w:numPr>
+        <w:spacing w:after="60"/>
+      </w:pPr>
+      <w:r>
+        <w:t xml:space="preserve">Renewal workflow — як продовжувати договір з існуючим клієнтом</w:t>
+      </w:r>
+    </w:p>
+    <w:p>
+      <w:pPr>
+        <w:spacing w:after="180"/>
+        <w:jc w:val="both"/>
+      </w:pPr>
+      <w:r>
+        <w:t xml:space="preserve">(ще не описано)</w:t>
+      </w:r>
+    </w:p>
+    <w:p>
+      <w:pPr>
+        <w:pStyle w:val="ListParagraph"/>
+        <w:numPr>
+          <w:ilvl w:val="0"/>
+          <w:numId w:val="1"/>
+        </w:numPr>
+        <w:spacing w:after="60"/>
+      </w:pPr>
+      <w:r>
+        <w:t xml:space="preserve">Escalation workflow — як розв'язувати серйозні конфлікти</w:t>
+      </w:r>
+    </w:p>
+    <w:p>
+      <w:pPr>
+        <w:spacing w:after="180"/>
+        <w:jc w:val="both"/>
+      </w:pPr>
+      <w:r>
+        <w:t xml:space="preserve">з клієнтами (ще не описано)</w:t>
+      </w:r>
+    </w:p>
+    <w:p>
+      <w:pPr>
+        <w:pStyle w:val="ListParagraph"/>
+        <w:numPr>
+          <w:ilvl w:val="0"/>
+          <w:numId w:val="1"/>
+        </w:numPr>
+        <w:spacing w:after="60"/>
+      </w:pPr>
+      <w:r>
+        <w:t xml:space="preserve">Offboarding client — коли проект завершується (ще не описано)</w:t>
       </w:r>
     </w:p>
     <w:sectPr>
@@ -406,7 +673,7 @@
     </w:pPr>
     <w:r>
       <w:rPr>
-        <w:color w:val="888888"/>
+        <w:color w:val="8A8578"/>
         <w:sz w:val="16"/>
         <w:szCs w:val="16"/>
       </w:rPr>
@@ -414,12 +681,31 @@
     </w:r>
     <w:r>
       <w:rPr>
-        <w:color w:val="888888"/>
+        <w:color w:val="8A8578"/>
         <w:sz w:val="16"/>
         <w:szCs w:val="16"/>
       </w:rPr>
       <w:fldChar w:fldCharType="begin"/>
       <w:instrText xml:space="preserve">PAGE</w:instrText>
+      <w:fldChar w:fldCharType="separate"/>
+      <w:fldChar w:fldCharType="end"/>
+    </w:r>
+    <w:r>
+      <w:rPr>
+        <w:color w:val="8A8578"/>
+        <w:sz w:val="16"/>
+        <w:szCs w:val="16"/>
+      </w:rPr>
+      <w:t xml:space="preserve"> / </w:t>
+    </w:r>
+    <w:r>
+      <w:rPr>
+        <w:color w:val="8A8578"/>
+        <w:sz w:val="16"/>
+        <w:szCs w:val="16"/>
+      </w:rPr>
+      <w:fldChar w:fldCharType="begin"/>
+      <w:instrText xml:space="preserve">NUMPAGES</w:instrText>
       <w:fldChar w:fldCharType="separate"/>
       <w:fldChar w:fldCharType="end"/>
     </w:r>
@@ -601,8 +887,13 @@
     <w:basedOn w:val="Normal"/>
     <w:next w:val="Normal"/>
     <w:qFormat/>
-    <w:rPr>
-      <w:color w:val="2E74B5"/>
+    <w:pPr>
+      <w:spacing w:after="200" w:before="400"/>
+    </w:pPr>
+    <w:rPr>
+      <w:rFonts w:ascii="Georgia" w:cs="Georgia" w:eastAsia="Georgia" w:hAnsi="Georgia"/>
+      <w:b/>
+      <w:bCs/>
       <w:sz w:val="32"/>
       <w:szCs w:val="32"/>
     </w:rPr>
@@ -612,8 +903,13 @@
     <w:basedOn w:val="Normal"/>
     <w:next w:val="Normal"/>
     <w:qFormat/>
-    <w:rPr>
-      <w:color w:val="2E74B5"/>
+    <w:pPr>
+      <w:spacing w:after="160" w:before="320"/>
+    </w:pPr>
+    <w:rPr>
+      <w:rFonts w:ascii="Georgia" w:cs="Georgia" w:eastAsia="Georgia" w:hAnsi="Georgia"/>
+      <w:b/>
+      <w:bCs/>
       <w:sz w:val="26"/>
       <w:szCs w:val="26"/>
     </w:rPr>
@@ -623,10 +919,15 @@
     <w:basedOn w:val="Normal"/>
     <w:next w:val="Normal"/>
     <w:qFormat/>
-    <w:rPr>
-      <w:color w:val="1F4D78"/>
-      <w:sz w:val="24"/>
-      <w:szCs w:val="24"/>
+    <w:pPr>
+      <w:spacing w:after="120" w:before="240"/>
+    </w:pPr>
+    <w:rPr>
+      <w:rFonts w:ascii="Georgia" w:cs="Georgia" w:eastAsia="Georgia" w:hAnsi="Georgia"/>
+      <w:b/>
+      <w:bCs/>
+      <w:sz w:val="22"/>
+      <w:szCs w:val="22"/>
     </w:rPr>
   </w:style>
   <w:style w:type="paragraph" w:styleId="Heading4">

--- a/public/exports/workflows/client-onboarding/workflow.docx
+++ b/public/exports/workflows/client-onboarding/workflow.docx
@@ -18,7 +18,7 @@
         <w:jc w:val="both"/>
       </w:pPr>
       <w:r>
-        <w:t xml:space="preserve">Процес залучення нового клієнта в Sloboda Software GMBH — від першого контакту до активного проекту. </w:t>
+        <w:t xml:space="preserve">Процес залучення нового клієнта в Acme Services GmbH — від першого контакту до активного проекту. </w:t>
       </w:r>
       <w:r>
         <w:rPr>
